--- a/flow/20230914_vu_template/drafts/2024-06-g/23-НД-Гл.4-Агрипіни.docx
+++ b/flow/20230914_vu_template/drafts/2024-06-g/23-НД-Гл.4-Агрипіни.docx
@@ -4250,6 +4250,7 @@
     <w:p>
       <w:pPr>
         <w:pStyle w:val="a"/>
+        <w:spacing w:after="120"/>
       </w:pPr>
       <w:r>
         <w:rPr>
@@ -4332,6 +4333,7 @@
     <w:p>
       <w:pPr>
         <w:pStyle w:val="a"/>
+        <w:spacing w:after="240"/>
       </w:pPr>
       <w:r>
         <w:rPr>
@@ -4724,6 +4726,7 @@
     <w:p>
       <w:pPr>
         <w:pStyle w:val="a"/>
+        <w:spacing w:after="240"/>
       </w:pPr>
       <w:r>
         <w:rPr>
@@ -5029,42 +5032,8 @@
     </w:p>
     <w:p>
       <w:pPr>
-        <w:spacing w:after="120" w:lineRule="auto"/>
-        <w:jc w:val="both"/>
-        <w:rPr>
-          <w:rFonts w:ascii="Times New Roman" w:cs="Times New Roman" w:eastAsia="Times New Roman" w:hAnsi="Times New Roman"/>
-          <w:sz w:val="24"/>
-          <w:szCs w:val="24"/>
-        </w:rPr>
-      </w:pPr>
-      <w:r>
-        <w:rPr>
-          <w:rtl w:val="0"/>
-        </w:rPr>
-      </w:r>
-    </w:p>
-    <w:p>
-      <w:pPr>
-        <w:shd w:fill="ffffff" w:val="clear"/>
-        <w:spacing w:after="120" w:lineRule="auto"/>
-        <w:jc w:val="both"/>
-        <w:rPr>
-          <w:rFonts w:ascii="Times New Roman" w:cs="Times New Roman" w:eastAsia="Times New Roman" w:hAnsi="Times New Roman"/>
-          <w:i w:val="1"/>
-          <w:color w:val="ff0000"/>
-          <w:sz w:val="24"/>
-          <w:szCs w:val="24"/>
-        </w:rPr>
-      </w:pPr>
-      <w:r>
-        <w:rPr>
-          <w:rtl w:val="0"/>
-        </w:rPr>
-      </w:r>
-    </w:p>
-    <w:p>
-      <w:pPr>
         <w:pStyle w:val="a"/>
+        <w:spacing w:after="240"/>
       </w:pPr>
       <w:r>
         <w:rPr>
@@ -5376,8 +5345,39 @@
       </w:r>
     </w:p>
     <w:p>
-      <w:r>
-        <w:t>БОГОРОДИЧНИЙ</w:t>
+      <w:pPr>
+        <w:spacing w:after="120"/>
+      </w:pPr>
+      <w:r>
+        <w:rPr>
+          <w:rFonts w:ascii="Times New Roman" w:hAnsi="Times New Roman"/>
+          <w:b/>
+          <w:sz w:val="24"/>
+        </w:rPr>
+        <w:t>І нині</w:t>
+      </w:r>
+      <w:r>
+        <w:rPr>
+          <w:rFonts w:ascii="Times New Roman" w:hAnsi="Times New Roman"/>
+          <w:sz w:val="24"/>
+        </w:rPr>
+        <w:t xml:space="preserve"> </w:t>
+      </w:r>
+      <w:r>
+        <w:rPr>
+          <w:rFonts w:ascii="Times New Roman" w:hAnsi="Times New Roman"/>
+          <w:i/>
+          <w:color w:val="FF0000"/>
+          <w:sz w:val="24"/>
+        </w:rPr>
+        <w:t xml:space="preserve">(догмат, г. 4): </w:t>
+      </w:r>
+      <w:r>
+        <w:rPr>
+          <w:rFonts w:ascii="Times New Roman" w:hAnsi="Times New Roman"/>
+          <w:sz w:val="24"/>
+        </w:rPr>
+        <w:t xml:space="preserve"> Пророк Давид, що через тебе став богоотцем,* у пісні тому, хто величність тобі дарував,* таке звістив про тебе:* Стала цариця по твоїй правиці!* Він бо появив тебе як матір життя,* бо зволив Бог стати з тебе людиною без батька,* щоб оновити свій образ, знищений пристрастями,* і знайти заблукану в гірських пропастях овечку, взявши на рамена,* та й принести до Отця і за своєю волею приєднати до небесних сил* та й спасти, Богородице, світ у Христі,* що має велику й щедру милість.</w:t>
       </w:r>
     </w:p>
     <w:p>
@@ -8400,6 +8400,7 @@
     <w:p>
       <w:pPr>
         <w:pStyle w:val="a"/>
+        <w:spacing w:after="120"/>
       </w:pPr>
       <w:r>
         <w:rPr>
@@ -8422,6 +8423,7 @@
     <w:p>
       <w:pPr>
         <w:pStyle w:val="a"/>
+        <w:spacing w:after="160"/>
       </w:pPr>
       <w:r>
         <w:rPr>
@@ -13157,6 +13159,7 @@
     <w:p>
       <w:pPr>
         <w:pStyle w:val="a"/>
+        <w:spacing w:after="120"/>
       </w:pPr>
       <w:r>
         <w:rPr>
@@ -13175,10 +13178,20 @@
         </w:rPr>
         <w:t>Сві́тлую воскресі́ння про́повідь від а́нгела взна́вши* і пра́дідне осу́дження відки́нувши,* Госпо́дні учени́ці, хва́лячись, апо́столам мо́вили:* Повали́лася смерть, воскре́с Христо́с Бог,* дару́ючи сві́тові вели́ку ми́лість.</w:t>
       </w:r>
+      <w:r>
+        <w:rPr>
+          <w:rFonts w:ascii="Times New Roman" w:hAnsi="Times New Roman"/>
+          <w:i/>
+          <w:color w:val="FF4400"/>
+          <w:sz w:val="24"/>
+        </w:rPr>
+        <w:t xml:space="preserve"> (2 р.)</w:t>
+      </w:r>
     </w:p>
     <w:p>
       <w:pPr>
         <w:pStyle w:val="a"/>
+        <w:spacing w:after="160"/>
       </w:pPr>
       <w:r>
         <w:rPr>
